--- a/project/Proyecto_Maria_belen_valenzuela_huilcarema.docx
+++ b/project/Proyecto_Maria_belen_valenzuela_huilcarema.docx
@@ -1556,7 +1556,10 @@
         <w:t xml:space="preserve">, </w:t>
       </w:r>
       <w:r>
-        <w:t>Business Model Canvas</w:t>
+        <w:t xml:space="preserve">Business Model </w:t>
+      </w:r>
+      <w:r>
+        <w:t>CANVAS</w:t>
       </w:r>
       <w:r>
         <w:t xml:space="preserve">, </w:t>
@@ -7724,7 +7727,10 @@
     <w:p>
       <w:pPr>
         <w:pStyle w:val="Prrafodelista"/>
-        <w:ind w:left="360"/>
+        <w:numPr>
+          <w:ilvl w:val="0"/>
+          <w:numId w:val="1"/>
+        </w:numPr>
         <w:sectPr>
           <w:headerReference w:type="first" r:id="rId13"/>
           <w:footerReference w:type="first" r:id="rId14"/>
@@ -10784,6 +10790,7 @@
                 <w:szCs w:val="24"/>
                 <w:lang w:val="es-PE" w:eastAsia="es-PE"/>
               </w:rPr>
+              <w:lastRenderedPageBreak/>
               <w:t>Tecnológico</w:t>
             </w:r>
           </w:p>
@@ -11275,6 +11282,7 @@
                 <w:szCs w:val="24"/>
                 <w:lang w:val="es-PE" w:eastAsia="es-PE"/>
               </w:rPr>
+              <w:lastRenderedPageBreak/>
               <w:t>Legal</w:t>
             </w:r>
           </w:p>
@@ -12167,6 +12175,7 @@
           <w:b/>
           <w:bCs/>
         </w:rPr>
+        <w:lastRenderedPageBreak/>
         <w:t>Nota:</w:t>
       </w:r>
       <w:r>
@@ -12814,6 +12823,7 @@
           <w:rFonts w:eastAsiaTheme="majorEastAsia"/>
           <w:b/>
         </w:rPr>
+        <w:lastRenderedPageBreak/>
         <w:t>Nota:</w:t>
       </w:r>
       <w:r>
@@ -15424,7 +15434,7 @@
           <w:noProof/>
         </w:rPr>
         <w:drawing>
-          <wp:inline distT="0" distB="0" distL="0" distR="0" wp14:anchorId="19FD2110" wp14:editId="662F892A">
+          <wp:inline distT="0" distB="0" distL="0" distR="0" wp14:anchorId="19FD2110" wp14:editId="303F749A">
             <wp:extent cx="3577389" cy="3577389"/>
             <wp:effectExtent l="0" t="0" r="4445" b="4445"/>
             <wp:docPr id="6" name="Imagen 6"/>
@@ -20143,7 +20153,7 @@
               <wp:extent cx="7384415" cy="621665"/>
               <wp:effectExtent l="0" t="0" r="6985" b="6985"/>
               <wp:wrapNone/>
-              <wp:docPr id="148" name="Image 4"/>
+              <wp:docPr id="4" name="Image 4"/>
               <wp:cNvGraphicFramePr>
                 <a:graphicFrameLocks xmlns:a="http://schemas.openxmlformats.org/drawingml/2006/main"/>
               </wp:cNvGraphicFramePr>
@@ -20413,7 +20423,7 @@
               <wp:lineTo x="0" y="0"/>
             </wp:wrapPolygon>
           </wp:wrapTight>
-          <wp:docPr id="158" name="Image 1"/>
+          <wp:docPr id="3" name="Image 1"/>
           <wp:cNvGraphicFramePr>
             <a:graphicFrameLocks xmlns:a="http://schemas.openxmlformats.org/drawingml/2006/main"/>
           </wp:cNvGraphicFramePr>
